--- a/Assignment Answers/kvstore_DFD_Lab4.docx
+++ b/Assignment Answers/kvstore_DFD_Lab4.docx
@@ -35,7 +35,7 @@
           <w:b/>
           <w:sz w:val="22"/>
         </w:rPr>
-        <w:t xml:space="preserve">Use your own selected software project</w:t>
+        <w:t>Use your own selected software project</w:t>
       </w:r>
     </w:p>
     <w:tbl>
@@ -46,10 +46,10 @@
         <w:tblLook w:val="04A0" w:firstRow="1" w:lastRow="0" w:firstColumn="1" w:lastColumn="0" w:noHBand="0" w:noVBand="1"/>
       </w:tblPr>
       <w:tblGrid>
-        <w:gridCol w:w="2279"/>
-        <w:gridCol w:w="3020"/>
-        <w:gridCol w:w="2039"/>
-        <w:gridCol w:w="3020"/>
+        <w:gridCol w:w="2590"/>
+        <w:gridCol w:w="2589"/>
+        <w:gridCol w:w="2589"/>
+        <w:gridCol w:w="2590"/>
       </w:tblGrid>
       <w:tr>
         <w:trPr>
@@ -71,7 +71,7 @@
           </w:tcPr>
           <w:p>
             <w:r>
-              <w:t>________________________</w:t>
+              <w:t>Neha Nupur</w:t>
             </w:r>
           </w:p>
         </w:tc>
@@ -91,7 +91,7 @@
           </w:tcPr>
           <w:p>
             <w:r>
-              <w:t>________________________</w:t>
+              <w:t>20251651064</w:t>
             </w:r>
           </w:p>
         </w:tc>
@@ -116,7 +116,16 @@
           </w:tcPr>
           <w:p>
             <w:r>
-              <w:t>________________________</w:t>
+              <w:t>MCA 3</w:t>
+            </w:r>
+            <w:r>
+              <w:rPr>
+                <w:vertAlign w:val="superscript"/>
+              </w:rPr>
+              <w:t>rd</w:t>
+            </w:r>
+            <w:r>
+              <w:t xml:space="preserve"> Semester</w:t>
             </w:r>
           </w:p>
         </w:tc>
@@ -126,7 +135,7 @@
           </w:tcPr>
           <w:p>
             <w:r>
-              <w:t>Date</w:t>
+              <w:t>Subject Code:</w:t>
             </w:r>
           </w:p>
         </w:tc>
@@ -136,7 +145,10 @@
           </w:tcPr>
           <w:p>
             <w:r>
-              <w:t>________________________</w:t>
+              <w:t>CS54</w:t>
+            </w:r>
+            <w:r>
+              <w:t>5</w:t>
             </w:r>
           </w:p>
         </w:tc>
@@ -190,8 +202,8 @@
         <w:tblLook w:val="04A0" w:firstRow="1" w:lastRow="0" w:firstColumn="1" w:lastColumn="0" w:noHBand="0" w:noVBand="1"/>
       </w:tblPr>
       <w:tblGrid>
-        <w:gridCol w:w="5180"/>
-        <w:gridCol w:w="5178"/>
+        <w:gridCol w:w="5177"/>
+        <w:gridCol w:w="5181"/>
       </w:tblGrid>
       <w:tr>
         <w:trPr>
@@ -604,6 +616,7 @@
           </w:tcPr>
           <w:p>
             <w:r>
+              <w:lastRenderedPageBreak/>
               <w:t>Process No.</w:t>
             </w:r>
           </w:p>
@@ -811,7 +824,6 @@
         <w:pStyle w:val="Heading1"/>
       </w:pPr>
       <w:r>
-        <w:lastRenderedPageBreak/>
         <w:t>6. Data Stores</w:t>
       </w:r>
     </w:p>
@@ -991,8 +1003,11 @@
         <w:jc w:val="center"/>
       </w:pPr>
       <w:r>
+        <w:rPr>
+          <w:noProof/>
+        </w:rPr>
         <w:drawing>
-          <wp:inline distT="0" distB="0" distL="0" distR="0">
+          <wp:inline distT="0" distB="0" distL="0" distR="0" wp14:anchorId="6327DEA8" wp14:editId="0B95C8F9">
             <wp:extent cx="5486400" cy="1505873"/>
             <wp:effectExtent l="0" t="0" r="0" b="0"/>
             <wp:docPr id="101" name="Context Diagram"/>
@@ -1007,7 +1022,7 @@
                     <pic:cNvPicPr/>
                   </pic:nvPicPr>
                   <pic:blipFill>
-                    <a:blip r:embed="rIdImg1"/>
+                    <a:blip r:embed="rId8"/>
                     <a:stretch>
                       <a:fillRect/>
                     </a:stretch>
@@ -1038,6 +1053,7 @@
         <w:pStyle w:val="Heading1"/>
       </w:pPr>
       <w:r>
+        <w:lastRenderedPageBreak/>
         <w:t>8. Level 0 DFD</w:t>
       </w:r>
     </w:p>
@@ -1056,8 +1072,11 @@
         <w:jc w:val="center"/>
       </w:pPr>
       <w:r>
+        <w:rPr>
+          <w:noProof/>
+        </w:rPr>
         <w:drawing>
-          <wp:inline distT="0" distB="0" distL="0" distR="0">
+          <wp:inline distT="0" distB="0" distL="0" distR="0" wp14:anchorId="0C4BA831" wp14:editId="4D8007F6">
             <wp:extent cx="5486400" cy="2133321"/>
             <wp:effectExtent l="0" t="0" r="0" b="0"/>
             <wp:docPr id="102" name="Level 0 DFD"/>
@@ -1072,7 +1091,7 @@
                     <pic:cNvPicPr/>
                   </pic:nvPicPr>
                   <pic:blipFill>
-                    <a:blip r:embed="rIdImg2"/>
+                    <a:blip r:embed="rId9"/>
                     <a:stretch>
                       <a:fillRect/>
                     </a:stretch>
@@ -1113,8 +1132,8 @@
         <w:tblLook w:val="04A0" w:firstRow="1" w:lastRow="0" w:firstColumn="1" w:lastColumn="0" w:noHBand="0" w:noVBand="1"/>
       </w:tblPr>
       <w:tblGrid>
-        <w:gridCol w:w="5180"/>
-        <w:gridCol w:w="5178"/>
+        <w:gridCol w:w="5179"/>
+        <w:gridCol w:w="5179"/>
       </w:tblGrid>
       <w:tr>
         <w:tc>
@@ -1193,8 +1212,11 @@
         <w:jc w:val="center"/>
       </w:pPr>
       <w:r>
+        <w:rPr>
+          <w:noProof/>
+        </w:rPr>
         <w:drawing>
-          <wp:inline distT="0" distB="0" distL="0" distR="0">
+          <wp:inline distT="0" distB="0" distL="0" distR="0" wp14:anchorId="43BE4FFE" wp14:editId="770FA520">
             <wp:extent cx="5486400" cy="2780846"/>
             <wp:effectExtent l="0" t="0" r="0" b="0"/>
             <wp:docPr id="103" name="Level 1 DFD (Internal Package Architecture)"/>
@@ -1209,7 +1231,7 @@
                     <pic:cNvPicPr/>
                   </pic:nvPicPr>
                   <pic:blipFill>
-                    <a:blip r:embed="rIdImg3"/>
+                    <a:blip r:embed="rId10"/>
                     <a:stretch>
                       <a:fillRect/>
                     </a:stretch>
@@ -1235,6 +1257,7 @@
         <w:pStyle w:val="Heading1"/>
       </w:pPr>
       <w:r>
+        <w:lastRenderedPageBreak/>
         <w:t>10. Balancing Check</w:t>
       </w:r>
     </w:p>
@@ -1442,6 +1465,8 @@
     <w:p>
       <w:r>
         <w:br/>
+      </w:r>
+      <w:r>
         <w:br/>
       </w:r>
     </w:p>
@@ -1451,7 +1476,7 @@
       </w:r>
     </w:p>
     <w:sectPr>
-      <w:footerReference w:type="default" r:id="rId8"/>
+      <w:footerReference w:type="default" r:id="rId11"/>
       <w:pgSz w:w="12240" w:h="15840"/>
       <w:pgMar w:top="792" w:right="936" w:bottom="792" w:left="936" w:header="720" w:footer="720" w:gutter="0"/>
       <w:cols w:space="720"/>
